--- a/paper/manuscript/submission/npj/TaoChronos_npjDigitalMedicine.docx
+++ b/paper/manuscript/submission/npj/TaoChronos_npjDigitalMedicine.docx
@@ -191,13 +191,13 @@
         <w:t xml:space="preserve"> </w:t>
       </w:r>
       <w:r>
-        <w:t xml:space="preserve">correctly. In a blind temporal benchmark, rankings from earlier texts alone anticipated links that later</w:t>
-      </w:r>
-      <w:r>
-        <w:t xml:space="preserve"> </w:t>
-      </w:r>
-      <w:r>
-        <w:t xml:space="preserve">physicians wrote (precision@10 0.168 versus 0.134 for popularity and 0.054 for chance;</w:t>
+        <w:t xml:space="preserve">correctly. In a blind temporal benchmark, rankings from earlier texts anticipated links later physicians</w:t>
+      </w:r>
+      <w:r>
+        <w:t xml:space="preserve"> </w:t>
+      </w:r>
+      <w:r>
+        <w:t xml:space="preserve">wrote (precision@10 0.168 versus 0.134 for popularity and 0.054 for chance;</w:t>
       </w:r>
       <w:r>
         <w:t xml:space="preserve"> </w:t>
@@ -1163,7 +1163,7 @@
         <w:t xml:space="preserve"> </w:t>
       </w:r>
       <w:r>
-        <w:t xml:space="preserve">validator’s passing re-run of its check or by an expert, never by a model. Each of the 73 tools needs one of seven</w:t>
+        <w:t xml:space="preserve">validator’s passing re-run of its check or by an expert, never by a model. Each of the 85 tools needs one of eight</w:t>
       </w:r>
       <w:r>
         <w:t xml:space="preserve"> </w:t>
@@ -1331,13 +1331,13 @@
         <w:t xml:space="preserve"> </w:t>
       </w:r>
       <w:r>
-        <w:t xml:space="preserve">licensed texts of the 350 highest-ranked works form a web corpus of 348 works and 368 witnesses (8.51 million</w:t>
-      </w:r>
-      <w:r>
-        <w:t xml:space="preserve"> </w:t>
-      </w:r>
-      <w:r>
-        <w:t xml:space="preserve">characters) that runs in the browser, whole for the first classics and by chapters for the rest (Fig. 2e). Catalogue</w:t>
+        <w:t xml:space="preserve">licensed texts of 533 of the 535 ranked works form a web corpus of 553 witnesses (10.46 million characters, 168,278</w:t>
+      </w:r>
+      <w:r>
+        <w:t xml:space="preserve"> </w:t>
+      </w:r>
+      <w:r>
+        <w:t xml:space="preserve">passages) that runs in the browser, whole for the first classics and by chapters for the rest (Fig. 2e). Catalogue</w:t>
       </w:r>
       <w:r>
         <w:t xml:space="preserve"> </w:t>
@@ -1397,7 +1397,7 @@
         <w:t xml:space="preserve"> </w:t>
       </w:r>
       <w:r>
-        <w:t xml:space="preserve">the run would stop after two rounds or when new evidence added less than 5%. The scope held 206 books and 1,399</w:t>
+        <w:t xml:space="preserve">the run would stop after two rounds or when new evidence added less than 5%. The scope held 273 books and 1,620</w:t>
       </w:r>
       <w:r>
         <w:t xml:space="preserve"> </w:t>
@@ -1411,67 +1411,101 @@
         <w:pStyle w:val="BodyText"/>
       </w:pPr>
       <w:r>
-        <w:t xml:space="preserve">The run planned 30 tasks in three rounds and wrote 734 events (agents 477, validators 124, kernel 133); it called 156</w:t>
-      </w:r>
-      <w:r>
-        <w:t xml:space="preserve"> </w:t>
-      </w:r>
-      <w:r>
-        <w:t xml:space="preserve">tools, none refused, and no language model (Fig. 3b). It extracted 777 claims and recorded 87 evidence and 22</w:t>
-      </w:r>
-      <w:r>
-        <w:t xml:space="preserve"> </w:t>
-      </w:r>
-      <w:r>
-        <w:t xml:space="preserve">counter-evidence records. Of 14 hypotheses proposed in round 1, the Skeptic kept 3, sent 10 back to be narrowed and</w:t>
-      </w:r>
-      <w:r>
-        <w:t xml:space="preserve"> </w:t>
-      </w:r>
-      <w:r>
-        <w:t xml:space="preserve">rejected 1, raising 117 objections (Fig. 3c, Supplementary Table 10). The run stopped in round 2 when new evidence fell</w:t>
-      </w:r>
-      <w:r>
-        <w:t xml:space="preserve"> </w:t>
-      </w:r>
-      <w:r>
-        <w:t xml:space="preserve">to 4.6%. The contract’s verdict (Fig. 3d,e): one hypothesis, that restlessness (烦躁) is a characteristic indication</w:t>
-      </w:r>
-      <w:r>
-        <w:t xml:space="preserve"> </w:t>
-      </w:r>
-      <w:r>
-        <w:t xml:space="preserve">of Liuwei dihuang wan, met every criterion a machine can check, resting on two independent families of Qing books,</w:t>
-      </w:r>
-      <w:r>
-        <w:t xml:space="preserve"> </w:t>
-      </w:r>
-      <w:r>
-        <w:t xml:space="preserve">and waits for an expert; twelve were inconclusive, all of them short of two independent source families and six</w:t>
-      </w:r>
-      <w:r>
-        <w:t xml:space="preserve"> </w:t>
-      </w:r>
-      <w:r>
-        <w:t xml:space="preserve">also failing other criteria; and one, that the</w:t>
-      </w:r>
-      <w:r>
-        <w:t xml:space="preserve"> </w:t>
-      </w:r>
-      <w:r>
-        <w:t xml:space="preserve">association of Lizhong wan with fever was lost after 960, was rejected because a later book restates it. A second run</w:t>
-      </w:r>
-      <w:r>
-        <w:t xml:space="preserve"> </w:t>
-      </w:r>
-      <w:r>
-        <w:t xml:space="preserve">wrote the same report. The report, the event log and every hypothesis and objection are released (Supplementary Data</w:t>
-      </w:r>
-      <w:r>
-        <w:t xml:space="preserve"> </w:t>
-      </w:r>
-      <w:r>
-        <w:t xml:space="preserve">1 and 2, Supplementary Tables 9 and 10).</w:t>
+        <w:t xml:space="preserve">The run planned 30 tasks in three rounds and wrote 678 events (agents 442, validators 103, kernel 133); it called 143</w:t>
+      </w:r>
+      <w:r>
+        <w:t xml:space="preserve"> </w:t>
+      </w:r>
+      <w:r>
+        <w:t xml:space="preserve">tools, none refused, and no language model (Fig. 3b). It extracted 935 claims and recorded 80 evidence and 13</w:t>
+      </w:r>
+      <w:r>
+        <w:t xml:space="preserve"> </w:t>
+      </w:r>
+      <w:r>
+        <w:t xml:space="preserve">counter-evidence records. Of 14 hypotheses proposed in round 1, the Skeptic kept 2, sent 11 back to be narrowed and</w:t>
+      </w:r>
+      <w:r>
+        <w:t xml:space="preserve"> </w:t>
+      </w:r>
+      <w:r>
+        <w:t xml:space="preserve">rejected 1, raising 102 objections (Fig. 3c, Supplementary Table 10). The run stopped after round 2, which added no</w:t>
+      </w:r>
+      <w:r>
+        <w:t xml:space="preserve"> </w:t>
+      </w:r>
+      <w:r>
+        <w:t xml:space="preserve">evidence. The contract’s verdict (Fig. 3d,e): four hypotheses wait for an expert. Two meet every criterion a machine</w:t>
+      </w:r>
+      <w:r>
+        <w:t xml:space="preserve"> </w:t>
+      </w:r>
+      <w:r>
+        <w:t xml:space="preserve">can check — that restlessness (烦躁) with strangury (淋) is a characteristic indication of Liuwei dihuang wan, resting on</w:t>
+      </w:r>
+      <w:r>
+        <w:t xml:space="preserve"> </w:t>
+      </w:r>
+      <w:r>
+        <w:t xml:space="preserve">two independent families of Qing books (H1), and that the dominant sense of 中风 shifted from wind attack to stroke</w:t>
+      </w:r>
+      <w:r>
+        <w:t xml:space="preserve"> </w:t>
+      </w:r>
+      <w:r>
+        <w:t xml:space="preserve">between the Ming and the Qing (H2) — and two (H3, H4) rest in part on a quotation that does not clearly state its claim,</w:t>
+      </w:r>
+      <w:r>
+        <w:t xml:space="preserve"> </w:t>
+      </w:r>
+      <w:r>
+        <w:t xml:space="preserve">a judgement the contract leaves to an expert. Nine were inconclusive, all short of two independent source families;</w:t>
+      </w:r>
+      <w:r>
+        <w:t xml:space="preserve"> </w:t>
+      </w:r>
+      <w:r>
+        <w:t xml:space="preserve">the clearest case, the association of copious drinking and urine with Shenqi wan (H5), rests on six books that all</w:t>
+      </w:r>
+      <w:r>
+        <w:t xml:space="preserve"> </w:t>
+      </w:r>
+      <w:r>
+        <w:t xml:space="preserve">carry one clause of the</w:t>
+      </w:r>
+      <w:r>
+        <w:t xml:space="preserve"> </w:t>
+      </w:r>
+      <w:r>
+        <w:rPr>
+          <w:iCs/>
+          <w:i/>
+        </w:rPr>
+        <w:t xml:space="preserve">Jingui yaolüe</w:t>
+      </w:r>
+      <w:r>
+        <w:t xml:space="preserve"> </w:t>
+      </w:r>
+      <w:r>
+        <w:t xml:space="preserve">— the clause of Fig. 1c — or copy or cite it. One hypothesis, that heat (热)</w:t>
+      </w:r>
+      <w:r>
+        <w:t xml:space="preserve"> </w:t>
+      </w:r>
+      <w:r>
+        <w:t xml:space="preserve">and counterflow qi (上气), associated before 960, were not linked afterwards (R1), was rejected because three later</w:t>
+      </w:r>
+      <w:r>
+        <w:t xml:space="preserve"> </w:t>
+      </w:r>
+      <w:r>
+        <w:t xml:space="preserve">books state the link. A second run wrote the same report. The report, the event log and every hypothesis and</w:t>
+      </w:r>
+      <w:r>
+        <w:t xml:space="preserve"> </w:t>
+      </w:r>
+      <w:r>
+        <w:t xml:space="preserve">objection are released (Supplementary Data 1 and 2, Supplementary Tables 9 and 10).</w:t>
       </w:r>
     </w:p>
     <w:p>
@@ -1479,67 +1513,153 @@
         <w:pStyle w:val="BodyText"/>
       </w:pPr>
       <w:r>
-        <w:t xml:space="preserve">Reading every surviving hypothesis against its evidence found five failure modes (Supplementary Fig. 1). The largest</w:t>
-      </w:r>
-      <w:r>
-        <w:t xml:space="preserve"> </w:t>
-      </w:r>
-      <w:r>
-        <w:t xml:space="preserve">is in the independence gate: merging books linked by any transcription or rephrasing link, closed transitively, put</w:t>
-      </w:r>
-      <w:r>
-        <w:t xml:space="preserve"> </w:t>
-      </w:r>
-      <w:r>
-        <w:t xml:space="preserve">35 of the 38 books that supplied evidence, and 182 of the 368 books of the corpus, into one source family; with</w:t>
-      </w:r>
-      <w:r>
-        <w:t xml:space="preserve"> </w:t>
-      </w:r>
-      <w:r>
-        <w:t xml:space="preserve">transcription links only, five of the hypotheses that failed G5 would rest on two to four families. The rules also</w:t>
-      </w:r>
-      <w:r>
-        <w:t xml:space="preserve"> </w:t>
-      </w:r>
-      <w:r>
-        <w:t xml:space="preserve">read co-occurrence in a passage as association (R1’s evidence and the later passage that refuted it both name</w:t>
-      </w:r>
-      <w:r>
-        <w:t xml:space="preserve"> </w:t>
-      </w:r>
-      <w:r>
-        <w:t xml:space="preserve">Lizhong wan beside fever without giving it for fever), dated Xue Ji’s case notes of 1547 with the text of 1237 they</w:t>
-      </w:r>
-      <w:r>
-        <w:t xml:space="preserve"> </w:t>
-      </w:r>
-      <w:r>
-        <w:t xml:space="preserve">annotate, stated one contradiction twice, and found the earliest Liuwei dihuang wan in 1638 because the open corpus</w:t>
-      </w:r>
-      <w:r>
-        <w:t xml:space="preserve"> </w:t>
-      </w:r>
-      <w:r>
-        <w:t xml:space="preserve">keeps 8 of the 24 chapters of the 1119 work that first records it. We report these failures unrepaired. None of them</w:t>
-      </w:r>
-      <w:r>
-        <w:t xml:space="preserve"> </w:t>
-      </w:r>
-      <w:r>
-        <w:t xml:space="preserve">concerned the one hypothesis that met every machine criterion, and the largest made the independence gate stricter</w:t>
-      </w:r>
-      <w:r>
-        <w:t xml:space="preserve"> </w:t>
-      </w:r>
-      <w:r>
-        <w:t xml:space="preserve">rather than looser; but the misreadings behind H2, H10 and H11 show why the final judgement, gate G7, belongs to an</w:t>
-      </w:r>
-      <w:r>
-        <w:t xml:space="preserve"> </w:t>
-      </w:r>
-      <w:r>
-        <w:t xml:space="preserve">expert.</w:t>
+        <w:t xml:space="preserve">Reading every hypothesis against its evidence found six failure modes (Supplementary Fig. 1). The independence gate</w:t>
+      </w:r>
+      <w:r>
+        <w:t xml:space="preserve"> </w:t>
+      </w:r>
+      <w:r>
+        <w:t xml:space="preserve">merges books linked by any transcription or rephrasing link, closed transitively, and so put 36 of the 46 books that</w:t>
+      </w:r>
+      <w:r>
+        <w:t xml:space="preserve"> </w:t>
+      </w:r>
+      <w:r>
+        <w:t xml:space="preserve">supplied evidence, and 233 of the 553 books of the corpus, into one source family; with transcription links only,</w:t>
+      </w:r>
+      <w:r>
+        <w:t xml:space="preserve"> </w:t>
+      </w:r>
+      <w:r>
+        <w:t xml:space="preserve">four hypotheses that failed G5 would rest on two or three families, although for two of them (H5, H13) the evidence</w:t>
+      </w:r>
+      <w:r>
+        <w:t xml:space="preserve"> </w:t>
+      </w:r>
+      <w:r>
+        <w:t xml:space="preserve">is indeed copies of one clause. The rules read two findings of one list as an association: R1 rests on 口熱 and 上氣</w:t>
+      </w:r>
+      <w:r>
+        <w:t xml:space="preserve"> </w:t>
+      </w:r>
+      <w:r>
+        <w:t xml:space="preserve">in the</w:t>
+      </w:r>
+      <w:r>
+        <w:t xml:space="preserve"> </w:t>
+      </w:r>
+      <w:r>
+        <w:rPr>
+          <w:iCs/>
+          <w:i/>
+        </w:rPr>
+        <w:t xml:space="preserve">Maijing</w:t>
+      </w:r>
+      <w:r>
+        <w:t xml:space="preserve">’s list of the kidney channel’s illnesses, and the later books that refuted it copy the same list. The</w:t>
+      </w:r>
+      <w:r>
+        <w:t xml:space="preserve"> </w:t>
+      </w:r>
+      <w:r>
+        <w:t xml:space="preserve">evidence for the drift of 中风 includes passages that do not name 中风 at all, and the three drift hypotheses (H2–H4)</w:t>
+      </w:r>
+      <w:r>
+        <w:t xml:space="preserve"> </w:t>
+      </w:r>
+      <w:r>
+        <w:t xml:space="preserve">failed their own permutation tests (</w:t>
+      </w:r>
+      <w:r>
+        <w:rPr>
+          <w:iCs/>
+          <w:i/>
+        </w:rPr>
+        <w:t xml:space="preserve">P</w:t>
+      </w:r>
+      <w:r>
+        <w:t xml:space="preserve"> </w:t>
+      </w:r>
+      <w:r>
+        <w:t xml:space="preserve">= 0.66, 0.89 and 0.98); narrowing them to</w:t>
+      </w:r>
+      <w:r>
+        <w:t xml:space="preserve"> </w:t>
+      </w:r>
+      <w:r>
+        <w:t xml:space="preserve">‘</w:t>
+      </w:r>
+      <w:r>
+        <w:t xml:space="preserve">exploratory</w:t>
+      </w:r>
+      <w:r>
+        <w:t xml:space="preserve">’</w:t>
+      </w:r>
+      <w:r>
+        <w:t xml:space="preserve"> </w:t>
+      </w:r>
+      <w:r>
+        <w:t xml:space="preserve">closed the objection,</w:t>
+      </w:r>
+      <w:r>
+        <w:t xml:space="preserve"> </w:t>
+      </w:r>
+      <w:r>
+        <w:t xml:space="preserve">which is how they reached the expert’s queue. Three contradictions (H9–H11) rest on Xue Ji’s records of treatments that failed, read</w:t>
+      </w:r>
+      <w:r>
+        <w:t xml:space="preserve"> </w:t>
+      </w:r>
+      <w:r>
+        <w:t xml:space="preserve">as doctrine, and his notes in his editions of earlier works carry the dates of those works.</w:t>
+      </w:r>
+      <w:r>
+        <w:t xml:space="preserve"> </w:t>
+      </w:r>
+      <w:r>
+        <w:t xml:space="preserve">Hypotheses that share their evidence were not merged, and because the open corpus keeps 8 of the 24 chapters of the</w:t>
+      </w:r>
+      <w:r>
+        <w:t xml:space="preserve"> </w:t>
+      </w:r>
+      <w:r>
+        <w:t xml:space="preserve">work of 1119 that first records Liuwei dihuang wan, the earliest composition found was of 1564. We report these</w:t>
+      </w:r>
+      <w:r>
+        <w:t xml:space="preserve"> </w:t>
+      </w:r>
+      <w:r>
+        <w:t xml:space="preserve">failures unrepaired. None led the contract to accept a hypothesis, and the largest made the independence gate</w:t>
+      </w:r>
+      <w:r>
+        <w:t xml:space="preserve"> </w:t>
+      </w:r>
+      <w:r>
+        <w:t xml:space="preserve">stricter rather than looser; but they show that</w:t>
+      </w:r>
+      <w:r>
+        <w:t xml:space="preserve"> </w:t>
+      </w:r>
+      <w:r>
+        <w:t xml:space="preserve">‘</w:t>
+      </w:r>
+      <w:r>
+        <w:t xml:space="preserve">waits for an expert</w:t>
+      </w:r>
+      <w:r>
+        <w:t xml:space="preserve">’</w:t>
+      </w:r>
+      <w:r>
+        <w:t xml:space="preserve"> </w:t>
+      </w:r>
+      <w:r>
+        <w:t xml:space="preserve">is a queue, not a finding, and why the final</w:t>
+      </w:r>
+      <w:r>
+        <w:t xml:space="preserve"> </w:t>
+      </w:r>
+      <w:r>
+        <w:t xml:space="preserve">judgement, gate G7, belongs to an expert.</w:t>
       </w:r>
     </w:p>
     <w:bookmarkEnd w:id="24"/>
@@ -1903,13 +2023,13 @@
         <w:t xml:space="preserve"> </w:t>
       </w:r>
       <w:r>
-        <w:t xml:space="preserve">the open canon corpus, the benchmark had only 30 pairs with a true link (56 among 6,178 candidates): Adamic–Adar still</w:t>
-      </w:r>
-      <w:r>
-        <w:t xml:space="preserve"> </w:t>
-      </w:r>
-      <w:r>
-        <w:t xml:space="preserve">ranked above popularity (24 of 30,</w:t>
+        <w:t xml:space="preserve">the open canon corpus, the benchmark had 51 pairs with a true link (109 among 10,115 candidates; 28 pairs with a single</w:t>
+      </w:r>
+      <w:r>
+        <w:t xml:space="preserve"> </w:t>
+      </w:r>
+      <w:r>
+        <w:t xml:space="preserve">one): Adamic–Adar still ranked above popularity (37 of 51,</w:t>
       </w:r>
       <w:r>
         <w:t xml:space="preserve"> </w:t>
@@ -1925,7 +2045,13 @@
         <w:t xml:space="preserve"> </w:t>
       </w:r>
       <w:r>
-        <w:t xml:space="preserve">= 0.0014) but could not be told from chance (13 better, 17 worse,</w:t>
+        <w:t xml:space="preserve">= 0.0018) but could not be told from chance (19 better,</w:t>
+      </w:r>
+      <w:r>
+        <w:t xml:space="preserve"> </w:t>
+      </w:r>
+      <w:r>
+        <w:t xml:space="preserve">32 worse,</w:t>
       </w:r>
       <w:r>
         <w:t xml:space="preserve"> </w:t>
@@ -1941,13 +2067,7 @@
         <w:t xml:space="preserve"> </w:t>
       </w:r>
       <w:r>
-        <w:t xml:space="preserve">= 0.58)</w:t>
-      </w:r>
-      <w:r>
-        <w:t xml:space="preserve"> </w:t>
-      </w:r>
-      <w:r>
-        <w:t xml:space="preserve">(Supplementary Fig. 3, Supplementary Tables 11 and 12). The benchmark needs the full corpus.</w:t>
+        <w:t xml:space="preserve">= 0.092) (Supplementary Fig. 3, Supplementary Tables 11 and 12). The benchmark needs the full corpus.</w:t>
       </w:r>
     </w:p>
     <w:bookmarkEnd w:id="26"/>
@@ -1989,13 +2109,13 @@
         <w:t xml:space="preserve"> </w:t>
       </w:r>
       <w:r>
-        <w:t xml:space="preserve">(1662) (Fig. 6a,b). Passages on warm disease (温病) per 10,000 passages stay between 25 and 36 from the Han to the</w:t>
-      </w:r>
-      <w:r>
-        <w:t xml:space="preserve"> </w:t>
-      </w:r>
-      <w:r>
-        <w:t xml:space="preserve">Ming and rise to 66 in the Qing (Cochran–Armitage</w:t>
+        <w:t xml:space="preserve">(1662) (Fig. 6a,b). Passages on warm disease (温病) per 10,000 passages stay between 21 and 36 from the Han to the</w:t>
+      </w:r>
+      <w:r>
+        <w:t xml:space="preserve"> </w:t>
+      </w:r>
+      <w:r>
+        <w:t xml:space="preserve">Ming and rise to 61 in the Qing (Cochran–Armitage</w:t>
       </w:r>
       <w:r>
         <w:t xml:space="preserve"> </w:t>
@@ -2011,7 +2131,7 @@
         <w:t xml:space="preserve"> </w:t>
       </w:r>
       <w:r>
-        <w:t xml:space="preserve">= 6.62,</w:t>
+        <w:t xml:space="preserve">= 7.30,</w:t>
       </w:r>
       <w:r>
         <w:t xml:space="preserve"> </w:t>
@@ -2027,7 +2147,7 @@
         <w:t xml:space="preserve"> </w:t>
       </w:r>
       <w:r>
-        <w:t xml:space="preserve">= 3.6 × 10⁻¹¹), when the doctrine of warm diseases</w:t>
+        <w:t xml:space="preserve">= 2.8 × 10⁻¹³), when the doctrine of warm diseases</w:t>
       </w:r>
       <w:r>
         <w:t xml:space="preserve"> </w:t>
@@ -2039,7 +2159,7 @@
         <w:t xml:space="preserve"> </w:t>
       </w:r>
       <w:r>
-        <w:t xml:space="preserve">beyond chance in 303 compositions (one-sided Fisher exact tests, Benjamini–Hochberg</w:t>
+        <w:t xml:space="preserve">beyond chance in 4,554 compositions (1,184 pairs; one-sided Fisher exact tests, Benjamini–Hochberg</w:t>
       </w:r>
       <w:r>
         <w:t xml:space="preserve"> </w:t>
@@ -2067,31 +2187,37 @@
         </w:r>
       </w:hyperlink>
       <w:r>
-        <w:t xml:space="preserve">)</w:t>
-      </w:r>
-      <w:r>
-        <w:t xml:space="preserve"> </w:t>
-      </w:r>
-      <w:r>
-        <w:t xml:space="preserve">form groups that coincide with the cores of classical formulas — Liuwei dihuang wan, Guizhi tang, the Mahuang tang</w:t>
-      </w:r>
-      <w:r>
-        <w:t xml:space="preserve"> </w:t>
-      </w:r>
-      <w:r>
-        <w:t xml:space="preserve">family, Xiao chaihu tang and Baihu tang — found without formula names (Fig. 6d); on the full store all seven textbook</w:t>
-      </w:r>
-      <w:r>
-        <w:t xml:space="preserve"> </w:t>
-      </w:r>
-      <w:r>
-        <w:t xml:space="preserve">pairs tested were significant with lift above 1.5. Of 1,279 citations between 72 physicians, 511 (40%) cite Zhang Ji,</w:t>
-      </w:r>
-      <w:r>
-        <w:t xml:space="preserve"> </w:t>
-      </w:r>
-      <w:r>
-        <w:t xml:space="preserve">the author of the</w:t>
+        <w:t xml:space="preserve">) form communities found without formula names; of the twelve largest, the five whose drugs hold</w:t>
+      </w:r>
+      <w:r>
+        <w:t xml:space="preserve"> </w:t>
+      </w:r>
+      <w:r>
+        <w:t xml:space="preserve">together most tightly are the cores of classical formulas — 乳香, 没药 and 血竭 of Qili san, 大戟, 甘遂 and 芫花 of Shizao tang,</w:t>
+      </w:r>
+      <w:r>
+        <w:t xml:space="preserve"> </w:t>
+      </w:r>
+      <w:r>
+        <w:t xml:space="preserve">水蛭, 虻虫, 桃仁 and 大黄 of Didang tang, 连翘, 薄荷 and 栀子 of Liangge san, and 牛黄, 麝香, 冰片, 朱砂 and 雄黄 of</w:t>
+      </w:r>
+      <w:r>
+        <w:t xml:space="preserve"> </w:t>
+      </w:r>
+      <w:r>
+        <w:t xml:space="preserve">Angong niuhuang wan — while liquorice, in 43% of compositions, joins none (Fig. 6d); on the full store all seven</w:t>
+      </w:r>
+      <w:r>
+        <w:t xml:space="preserve"> </w:t>
+      </w:r>
+      <w:r>
+        <w:t xml:space="preserve">textbook pairs tested were significant with lift above 1.5. Of 1,446 citations between 78 physicians, 569 (39%) cite</w:t>
+      </w:r>
+      <w:r>
+        <w:t xml:space="preserve"> </w:t>
+      </w:r>
+      <w:r>
+        <w:t xml:space="preserve">Zhang Ji, the author of the</w:t>
       </w:r>
       <w:r>
         <w:t xml:space="preserve"> </w:t>
@@ -2366,7 +2492,13 @@
         <w:t xml:space="preserve"> </w:t>
       </w:r>
       <w:r>
-        <w:t xml:space="preserve">passage). Conversation records were not used in this study.</w:t>
+        <w:t xml:space="preserve">passage). The same tools read a user’s own records, such as a clinic’s prescriptions or case notes, made anonymous as</w:t>
+      </w:r>
+      <w:r>
+        <w:t xml:space="preserve"> </w:t>
+      </w:r>
+      <w:r>
+        <w:t xml:space="preserve">they are read and never recorded; this path was not evaluated here. Conversation records were not used in this study.</w:t>
       </w:r>
     </w:p>
     <w:bookmarkEnd w:id="28"/>
@@ -2625,13 +2757,28 @@
         <w:t xml:space="preserve"> </w:t>
       </w:r>
       <w:r>
-        <w:t xml:space="preserve">independence gate too strict; judging independence per claim, from the passages that support it, is the fix we</w:t>
-      </w:r>
-      <w:r>
-        <w:t xml:space="preserve"> </w:t>
-      </w:r>
-      <w:r>
-        <w:t xml:space="preserve">propose. Fourth, the full corpus cannot be redistributed because some sources forbid it; the open canon corpus</w:t>
+        <w:t xml:space="preserve">independence gate too strict, and a narrowing that lets hypotheses whose own test failed reach the expert as</w:t>
+      </w:r>
+      <w:r>
+        <w:t xml:space="preserve"> </w:t>
+      </w:r>
+      <w:r>
+        <w:t xml:space="preserve">‘</w:t>
+      </w:r>
+      <w:r>
+        <w:t xml:space="preserve">exploratory</w:t>
+      </w:r>
+      <w:r>
+        <w:t xml:space="preserve">’</w:t>
+      </w:r>
+      <w:r>
+        <w:t xml:space="preserve">; judging independence per claim, from the passages that support it, and treating a hypothesis’s failed</w:t>
+      </w:r>
+      <w:r>
+        <w:t xml:space="preserve"> </w:t>
+      </w:r>
+      <w:r>
+        <w:t xml:space="preserve">test as a hard objection are the fixes we propose. Fourth, the full corpus cannot be redistributed because some sources forbid it; the open canon corpus</w:t>
       </w:r>
       <w:r>
         <w:t xml:space="preserve"> </w:t>
@@ -2960,31 +3107,25 @@
         <w:t xml:space="preserve"> </w:t>
       </w:r>
       <w:r>
-        <w:t xml:space="preserve">the study layer resolves. The openly licensed witnesses of the 350 highest-ranked works form the web corpus used for</w:t>
-      </w:r>
-      <w:r>
-        <w:t xml:space="preserve"> </w:t>
-      </w:r>
-      <w:r>
-        <w:t xml:space="preserve">Figs. 2e, 3 and 6 and Supplementary Fig. 3: a work’s first witness kept up to 350,000 characters for ranks 1–10, then</w:t>
-      </w:r>
-      <w:r>
-        <w:t xml:space="preserve"> </w:t>
-      </w:r>
-      <w:r>
-        <w:t xml:space="preserve">50,000, 25,000 and 12,000, whole where shorter and by sampled chapters otherwise, and second and third witnesses for</w:t>
-      </w:r>
-      <w:r>
-        <w:t xml:space="preserve"> </w:t>
-      </w:r>
-      <w:r>
-        <w:t xml:space="preserve">the ten highest-ranked works. The figures were built on this snapshot (348 works, 368 witnesses, 8.51 million</w:t>
-      </w:r>
-      <w:r>
-        <w:t xml:space="preserve"> </w:t>
-      </w:r>
-      <w:r>
-        <w:t xml:space="preserve">characters, 135,083 passages); the distributed corpus has since been extended to 533 of 535 ranked works.</w:t>
+        <w:t xml:space="preserve">the study layer resolves. The openly licensed witnesses of the 535 ranked works (533 have one) form the web corpus used</w:t>
+      </w:r>
+      <w:r>
+        <w:t xml:space="preserve"> </w:t>
+      </w:r>
+      <w:r>
+        <w:t xml:space="preserve">for Figs. 2e, 3 and 6 and Supplementary Fig. 3 (553 witnesses, 10.46 million characters, 168,278 passages): a work’s</w:t>
+      </w:r>
+      <w:r>
+        <w:t xml:space="preserve"> </w:t>
+      </w:r>
+      <w:r>
+        <w:t xml:space="preserve">first witness kept up to 350,000 characters for ranks 1–10, then 50,000 (to rank 40), 25,000 (to rank 120) and 12,000,</w:t>
+      </w:r>
+      <w:r>
+        <w:t xml:space="preserve"> </w:t>
+      </w:r>
+      <w:r>
+        <w:t xml:space="preserve">whole where shorter and by sampled chapters otherwise, and second and third witnesses for the ten highest-ranked works.</w:t>
       </w:r>
     </w:p>
     <w:bookmarkEnd w:id="32"/>
@@ -3627,7 +3768,19 @@
         </w:r>
       </w:hyperlink>
       <w:r>
-        <w:t xml:space="preserve">.</w:t>
+        <w:t xml:space="preserve">;</w:t>
+      </w:r>
+      <w:r>
+        <w:t xml:space="preserve"> </w:t>
+      </w:r>
+      <w:r>
+        <w:t xml:space="preserve">groups are communities of the graph of strong pairs (significant, NPMI ≥ 0.3, at least ten works), and the panel</w:t>
+      </w:r>
+      <w:r>
+        <w:t xml:space="preserve"> </w:t>
+      </w:r>
+      <w:r>
+        <w:t xml:space="preserve">shows the five of the twelve largest with the highest mean NPMI among their significant pairs.</w:t>
       </w:r>
       <w:r>
         <w:t xml:space="preserve"> </w:t>
@@ -7905,7 +8058,7 @@
         <w:t xml:space="preserve">b</w:t>
       </w:r>
       <w:r>
-        <w:t xml:space="preserve">, Witnesses per 25-year bin by composition date; each witness counts once, its weight spread evenly over its date range (n = 966; blue, the 531 witnesses of the 350 canon works). Bands mark the analysis periods; the last, unlabelled band is the Republican period (1912–1949).</w:t>
+        <w:t xml:space="preserve">, Witnesses per 25-year bin by composition date; each witness counts once, its weight spread evenly over its date range (n = 966; blue, the 740 witnesses of the 535 canon works). Bands mark the analysis periods; the last, unlabelled band is the Republican period (1912–1949).</w:t>
       </w:r>
       <w:r>
         <w:t xml:space="preserve"> </w:t>
@@ -7931,7 +8084,7 @@
         <w:t xml:space="preserve">d</w:t>
       </w:r>
       <w:r>
-        <w:t xml:space="preserve">, Influence score of the 350 canon works against the midpoint of their composition range; point area, witnesses in the corpus (capped at 10). Score = 10 log₂(1 + citing works not older than it) + 2 × periods in which it is cited + 2 log₂(1 + citations) + 3 log₂(1 + witnesses) + 6 × inclusion in the</w:t>
+        <w:t xml:space="preserve">, Influence score of the 535 canon works against the midpoint of their composition range; point area, witnesses in the corpus (capped at 10). Score = 10 log₂(1 + citing works not older than it) + 2 × periods in which it is cited + 2 log₂(1 + citations) + 3 log₂(1 + witnesses) + 6 × inclusion in the</w:t>
       </w:r>
       <w:r>
         <w:t xml:space="preserve"> </w:t>
@@ -8060,7 +8213,7 @@
         <w:t xml:space="preserve">b</w:t>
       </w:r>
       <w:r>
-        <w:t xml:space="preserve">, The 30 tasks in the order the Director planned them over three rounds: agent tasks (blue), validator tasks (grey); numbers, tool calls (the Skeptic’s are quotation checks). Below each round, the evidence records, new books and hypotheses it added; the run stopped when new evidence fell below 5% in the last round the contract allowed.</w:t>
+        <w:t xml:space="preserve">, The 30 tasks in the order the Director planned them over three rounds: agent tasks (blue), validator tasks (grey); numbers, tool calls. Below each round, the evidence records, new books and hypotheses it added; the run stopped after the last round the contract allowed, which added no evidence.</w:t>
       </w:r>
       <w:r>
         <w:t xml:space="preserve"> </w:t>
@@ -8073,7 +8226,7 @@
         <w:t xml:space="preserve">c</w:t>
       </w:r>
       <w:r>
-        <w:t xml:space="preserve">, The 14 hypotheses proposed in round 1 (bands, one per hypothesis): the Skeptic kept 3, sent 10 back to be narrowed and rejected 1; validators then judged the 13 candidates against the contract. Below, the Skeptic’s 117 objections by check: closed by a validator once the claim was narrowed, left open (minor or interpretive) or critical.</w:t>
+        <w:t xml:space="preserve">, The 14 hypotheses proposed in round 1: the Skeptic kept 2, sent 11 back to be narrowed and rejected 1; validators then judged the 13 candidates. Below, the Skeptic’s 102 objections by check: closed by a validator once the claim was narrowed, left open, or critical.</w:t>
       </w:r>
       <w:r>
         <w:t xml:space="preserve"> </w:t>
@@ -8086,7 +8239,7 @@
         <w:t xml:space="preserve">d</w:t>
       </w:r>
       <w:r>
-        <w:t xml:space="preserve">, The final hypotheses against the gates and the contract’s criteria. Twelve fail on independent sources (G5): passage reuse, closed transitively, puts 35 of the 38 books that supplied evidence into one source family (Supplementary Fig. 1).</w:t>
+        <w:t xml:space="preserve">, The final hypotheses against the gates and the contract’s criteria. H1 and H2 meet every criterion a machine can check; H3 and H4 rest in part on a quotation that does not clearly state its claim, which the contract leaves to an expert. Nine fail on independent sources (G5): passage reuse, closed transitively, puts 36 of the 46 evidence books into one source family (Supplementary Fig. 1).</w:t>
       </w:r>
       <w:r>
         <w:t xml:space="preserve"> </w:t>
@@ -8099,7 +8252,20 @@
         <w:t xml:space="preserve">e</w:t>
       </w:r>
       <w:r>
-        <w:t xml:space="preserve">, Three outcomes with their verbatim evidence. H1 meets every criterion a machine can check and waits for an expert. H2 rests on five witnesses of one clause, which the source-dependence check counts once. R1 is rejected because a later book restates the link, although neither passage gives 理中 for fever itself: the rules read co-occurrence in a passage as association. A second run writes the same report; the report, the event log and every hypothesis and objection are Supplementary Data 1–2 and Supplementary Tables 9–10. D1–D5, discovery tracks: lost knowledge, concept evolution, formula evolution, hidden associations, contradictions.</w:t>
+        <w:t xml:space="preserve">, Three outcomes with their verbatim evidence. H1 waits for an expert. H5 rests on six books of one family: the 消渴 clause of the</w:t>
+      </w:r>
+      <w:r>
+        <w:t xml:space="preserve"> </w:t>
+      </w:r>
+      <w:r>
+        <w:rPr>
+          <w:iCs/>
+          <w:i/>
+        </w:rPr>
+        <w:t xml:space="preserve">Jingui yaolüe</w:t>
+      </w:r>
+      <w:r>
+        <w:t xml:space="preserve">, its witnesses and copies. R1 is rejected because three later books state the link; they copy the canonical list of the kidney channel’s illnesses that the earlier passage holds, and the rules read two findings of one list as an association. A second run writes the same report; report, event log, hypotheses and objections: Supplementary Data 1–2 and Supplementary Tables 9–10. D1–D5, discovery tracks: lost knowledge, concept evolution, formula evolution, hidden associations, contradictions.</w:t>
       </w:r>
     </w:p>
     <w:p>
@@ -8522,7 +8688,7 @@
         <w:t xml:space="preserve"> </w:t>
       </w:r>
       <w:r>
-        <w:t xml:space="preserve">All panels are computed by the deterministic study layer on the open web corpus (348 works, 135,083 passages).</w:t>
+        <w:t xml:space="preserve">All panels are computed by the deterministic study layer on the open web corpus (533 works, 168,278 passages).</w:t>
       </w:r>
       <w:r>
         <w:t xml:space="preserve"> </w:t>
@@ -8620,7 +8786,7 @@
         <w:t xml:space="preserve">d</w:t>
       </w:r>
       <w:r>
-        <w:t xml:space="preserve">, Normalized pointwise mutual information (NPMI) of drug pairs co-occurring significantly in 303 compositions (a composition repeated in copies of one work counted once; pairs in at least ten works tested; one-sided Fisher exact test, Benjamini–Hochberg q &lt; 0.05; 63 pairs). The groups the tool finds without formula names (outlined) coincide with the cores of classical formulas (right); liquorice (甘草), present in most formulas, joins none.</w:t>
+        <w:t xml:space="preserve">, Normalized pointwise mutual information (NPMI) of drug pairs co-occurring significantly in 4,554 compositions (a composition repeated in copies of one work counted once; pairs in at least ten works tested; one-sided Fisher exact test, Benjamini–Hochberg q &lt; 0.05; 1,184 pairs). Groups are communities of the strong pairs (NPMI ≥ 0.3), found without formula names; shown (outlined) are the five of twelve whose drugs hold together most tightly (mean NPMI of their significant pairs). Each holds the core of a classical formula (right); liquorice (甘草), present in 43% of compositions, joins none.</w:t>
       </w:r>
       <w:r>
         <w:t xml:space="preserve"> </w:t>
@@ -8869,7 +9035,7 @@
               <w:jc w:val="left"/>
             </w:pPr>
             <w:r>
-              <w:t xml:space="preserve">H2 held inconclusive on one family (Fig. 3e); an over-merging of families reported (Supplementary Fig. 1)</w:t>
+              <w:t xml:space="preserve">H5 held inconclusive on one family (Fig. 3e); an over-merging of families reported (Supplementary Fig. 1)</w:t>
             </w:r>
           </w:p>
         </w:tc>
